--- a/보관본/러시아 인권변호사/Word/5부/5부_1화_취임과_첫_벽.docx
+++ b/보관본/러시아 인권변호사/Word/5부/5부_1화_취임과_첫_벽.docx
@@ -3238,7 +3238,7 @@
           <w:i w:val="0"/>
           <w:sz w:val="22"/>
         </w:rPr>
-        <w:t xml:space="preserve"> — торопись делом» — 말보다 일을 서두르라는 속담. "나는 정권이 아니라 국가에 봉사한다"며 몇 달짜리 "정합적 통합"을 내세우는 보구슬랍스키에게, 료샤가 국가에 대한 봉사는 말이 아니라 기한 안의 보고서로 증명하라고 못 박는 데 쓴다(장면 2).</w:t>
+        <w:t xml:space="preserve"> — торопись делом» — 한국어 해설: 말보다 일을 서두르라는 속담. "나는 정권이 아니라 국가에 봉사한다"며 몇 달짜리 "정합적 통합"을 내세우는 보구슬랍스키에게, 료샤가 국가에 대한 봉사는 말이 아니라 기한 안의 보고서로 증명하라고 못 박는 데 쓴다(장면 2).</w:t>
       </w:r>
     </w:p>
     <w:p>
@@ -3261,7 +3261,7 @@
           <w:i w:val="0"/>
           <w:sz w:val="22"/>
         </w:rPr>
-        <w:t xml:space="preserve"> — 자리만 바꿔 앉는 네 짐승을 꼬집는 우화의 결구. 보고 양식만 바꿔 가며 시간을 끄는 재무부 차관에게 키릴이 던지는 말이고, 이졸다가 "교훈은 이미 알아들은 것 같다"며 마무리한다(장면 8).</w:t>
+        <w:t xml:space="preserve"> — 한국어 해설: 자리만 바꿔 앉는 네 짐승을 꼬집는 우화의 결구. 보고 양식만 바꿔 가며 시간을 끄는 재무부 차관에게 키릴이 던지는 말이고, 이졸다가 "교훈은 이미 알아들은 것 같다"며 마무리한다(장면 8).</w:t>
       </w:r>
     </w:p>
     <w:p>

--- a/보관본/러시아 인권변호사/Word/5부/5부_1화_취임과_첫_벽.docx
+++ b/보관본/러시아 인권변호사/Word/5부/5부_1화_취임과_첫_벽.docx
@@ -36,7 +36,7 @@
           <w:i w:val="0"/>
           <w:sz w:val="22"/>
         </w:rPr>
-        <w:t>알렉세이 “료샤” 오를로프(대통령) / 카탸 리시나(대통령 행정실장) / 이리나 마르첸코(대통령 법률 자문) / 아나톨리 그레벤시코프(정무 참모) / 재무차관 스타니슬라프 이고레비치 보구슬랍스키(신규, 구체제 잔존 관료) / 키릴 안드레예비치 스미르노프(「Компас Аудит」 공동창업자, 3부 12화 후보 지명 때부터 캠프 재정 감사) / 아나스타시야(나스탸) 드미트리예브나(「Компас Аудит」 공동창업자, 키릴의 아내) / 이졸다 티모페예브나 소콜로바(「Компас Аудит」 수석 감사역) / 베니아민 올레고비치 스트레시네프(「Компас Аудит」 포렌식 회계사)</w:t>
+        <w:t>알렉세이 “료샤” 오를로프(대통령) / 카탸 리시나(대통령 행정실장) / 이리나 마르첸코(대통령 법률 자문) / 아나톨리 그레벤시코프(정무 참모) / 재무차관 스타니슬라프 이고레비치 보구슬랍스키(신규, 구체제 잔존 관료) / 키릴 안드레예비치 스미르노프(「Компас Аудит」 공동창업자, 3부 12화 후보 지명 때부터 캠프 재정 감사) / 아나스타시야(나스탸) 드미트리예브나(「Компас Аудит」 공동창업자, 키릴의 아내) / 이졸다 티모페예브나 소콜로바(「Компас Аудит」 수석 감사역) / 베니아민 올레고비치 스트레시네프(「Компас Аудит」 포렌식 회계사) / 알리나 세르게예브나 클리모바(신규, 대통령 행정실 직원 — 투명성청 연락 담당) / 구내식당 계산원(신규, 무명)</w:t>
       </w:r>
     </w:p>
     <w:p>
@@ -2482,68 +2482,13 @@
           <w:color w:val="1F3864"/>
           <w:sz w:val="26"/>
         </w:rPr>
-        <w:t>장면 8 — 보구슬랍스키와의 재대결</w:t>
+        <w:t>장면 8 — 같은 날 점심, 행정청사 구내식당</w:t>
       </w:r>
     </w:p>
     <w:p>
       <w:pPr>
         <w:spacing w:before="0" w:after="110" w:line="300" w:lineRule="auto"/>
       </w:pPr>
-      <w:r>
-        <w:rPr>
-          <w:rFonts w:ascii="Times New Roman" w:hAnsi="Times New Roman" w:eastAsia="Malgun Gothic"/>
-          <w:b/>
-          <w:i w:val="0"/>
-          <w:sz w:val="22"/>
-        </w:rPr>
-        <w:t xml:space="preserve">Богуславский: </w:t>
-      </w:r>
-      <w:r>
-        <w:rPr>
-          <w:rFonts w:ascii="Times New Roman" w:hAnsi="Times New Roman" w:eastAsia="Malgun Gothic"/>
-          <w:b w:val="0"/>
-          <w:i w:val="0"/>
-          <w:sz w:val="22"/>
-        </w:rPr>
-        <w:t>Простите, кто эти люди? У меня нет информации о допуске частных аудиторов к государственным финансовым документам.</w:t>
-      </w:r>
-    </w:p>
-    <w:p>
-      <w:pPr>
-        <w:spacing w:before="0" w:after="110" w:line="300" w:lineRule="auto"/>
-      </w:pPr>
-      <w:r>
-        <w:rPr>
-          <w:rFonts w:ascii="Times New Roman" w:hAnsi="Times New Roman" w:eastAsia="Malgun Gothic"/>
-          <w:b/>
-          <w:i w:val="0"/>
-          <w:sz w:val="22"/>
-        </w:rPr>
-        <w:t xml:space="preserve">Настя: </w:t>
-      </w:r>
-      <w:r>
-        <w:rPr>
-          <w:rFonts w:ascii="Times New Roman" w:hAnsi="Times New Roman" w:eastAsia="Malgun Gothic"/>
-          <w:b w:val="0"/>
-          <w:i w:val="0"/>
-          <w:sz w:val="22"/>
-        </w:rPr>
-        <w:t>Анастасия Дмитриевна, Государственная служба финансовой прозрачности. Мы больше не частные аудиторы, Станислав Игоревич. Указ подписан сегодня утром.</w:t>
-      </w:r>
-    </w:p>
-    <w:p>
-      <w:pPr>
-        <w:spacing w:before="0" w:after="110" w:line="300" w:lineRule="auto"/>
-      </w:pPr>
-      <w:r>
-        <w:rPr>
-          <w:rFonts w:ascii="Times New Roman" w:hAnsi="Times New Roman" w:eastAsia="Malgun Gothic"/>
-          <w:b/>
-          <w:i w:val="0"/>
-          <w:sz w:val="22"/>
-        </w:rPr>
-        <w:t xml:space="preserve">Богуславский: </w:t>
-      </w:r>
       <w:r>
         <w:rPr>
           <w:rFonts w:ascii="Times New Roman" w:hAnsi="Times New Roman" w:eastAsia="Malgun Gothic"/>
@@ -2552,16 +2497,7 @@
           <w:color w:val="555555"/>
           <w:sz w:val="22"/>
         </w:rPr>
-        <w:t>(листая документы, бледнея)</w:t>
-      </w:r>
-      <w:r>
-        <w:rPr>
-          <w:rFonts w:ascii="Times New Roman" w:hAnsi="Times New Roman" w:eastAsia="Malgun Gothic"/>
-          <w:b w:val="0"/>
-          <w:i w:val="0"/>
-          <w:sz w:val="22"/>
-        </w:rPr>
-        <w:t xml:space="preserve"> Это… беспрецедентно.</w:t>
+        <w:t>(Обеденный перерыв. Столовая в административном корпусе, очередь с подносами тянется до самой двери. Кирилл и Настя стоят у кассы с временными пропусками на шее.)</w:t>
       </w:r>
     </w:p>
     <w:p>
@@ -2575,7 +2511,7 @@
           <w:i w:val="0"/>
           <w:sz w:val="22"/>
         </w:rPr>
-        <w:t xml:space="preserve">Кирилл: </w:t>
+        <w:t xml:space="preserve">Кассир: </w:t>
       </w:r>
       <w:r>
         <w:rPr>
@@ -2584,7 +2520,7 @@
           <w:i w:val="0"/>
           <w:sz w:val="22"/>
         </w:rPr>
-        <w:t>Беспрецедентная ситуация требует беспрецедентных мер. Нам нужен полный доступ к отчётности резервного фонда за последние пять лет. Начиная с сегодняшнего дня.</w:t>
+        <w:t>Хлеб брать будете? Хлеб отдельно.</w:t>
       </w:r>
     </w:p>
     <w:p>
@@ -2598,7 +2534,7 @@
           <w:i w:val="0"/>
           <w:sz w:val="22"/>
         </w:rPr>
-        <w:t xml:space="preserve">Богуславский: </w:t>
+        <w:t xml:space="preserve">Кирилл: </w:t>
       </w:r>
       <w:r>
         <w:rPr>
@@ -2607,7 +2543,7 @@
           <w:i w:val="0"/>
           <w:sz w:val="22"/>
         </w:rPr>
-        <w:t>Это займёт время. Мы как раз пересматриваем методологию, меняем структуру отчётных форм…</w:t>
+        <w:t>Два кусочка. Чёрного.</w:t>
       </w:r>
     </w:p>
     <w:p>
@@ -2621,7 +2557,7 @@
           <w:i w:val="0"/>
           <w:sz w:val="22"/>
         </w:rPr>
-        <w:t xml:space="preserve">Кирилл: </w:t>
+        <w:t xml:space="preserve">Кассир: </w:t>
       </w:r>
       <w:r>
         <w:rPr>
@@ -2630,7 +2566,7 @@
           <w:i w:val="0"/>
           <w:sz w:val="22"/>
         </w:rPr>
-        <w:t>Как в «Квартете» у Крылова: «А вы, друзья, как ни садитесь, всё в музыканты не годитесь». Сколько формы ни пересаживай, цифры от этого не сыграют.</w:t>
+        <w:t>Пропуск сотрудника есть? По пропуску скидка.</w:t>
       </w:r>
     </w:p>
     <w:p>
@@ -2644,7 +2580,53 @@
           <w:i w:val="0"/>
           <w:sz w:val="22"/>
         </w:rPr>
-        <w:t xml:space="preserve">Изольда: </w:t>
+        <w:t xml:space="preserve">Настя: </w:t>
+      </w:r>
+      <w:r>
+        <w:rPr>
+          <w:rFonts w:ascii="Times New Roman" w:hAnsi="Times New Roman" w:eastAsia="Malgun Gothic"/>
+          <w:b w:val="0"/>
+          <w:i w:val="0"/>
+          <w:sz w:val="22"/>
+        </w:rPr>
+        <w:t>Есть, только временный.</w:t>
+      </w:r>
+    </w:p>
+    <w:p>
+      <w:pPr>
+        <w:spacing w:before="0" w:after="110" w:line="300" w:lineRule="auto"/>
+      </w:pPr>
+      <w:r>
+        <w:rPr>
+          <w:rFonts w:ascii="Times New Roman" w:hAnsi="Times New Roman" w:eastAsia="Malgun Gothic"/>
+          <w:b/>
+          <w:i w:val="0"/>
+          <w:sz w:val="22"/>
+        </w:rPr>
+        <w:t xml:space="preserve">Кассир: </w:t>
+      </w:r>
+      <w:r>
+        <w:rPr>
+          <w:rFonts w:ascii="Times New Roman" w:hAnsi="Times New Roman" w:eastAsia="Malgun Gothic"/>
+          <w:b w:val="0"/>
+          <w:i w:val="0"/>
+          <w:sz w:val="22"/>
+        </w:rPr>
+        <w:t>Временные не считаются. Значит, без скидки.</w:t>
+      </w:r>
+    </w:p>
+    <w:p>
+      <w:pPr>
+        <w:spacing w:before="0" w:after="110" w:line="300" w:lineRule="auto"/>
+      </w:pPr>
+      <w:r>
+        <w:rPr>
+          <w:rFonts w:ascii="Times New Roman" w:hAnsi="Times New Roman" w:eastAsia="Malgun Gothic"/>
+          <w:b/>
+          <w:i w:val="0"/>
+          <w:sz w:val="22"/>
+        </w:rPr>
+        <w:t xml:space="preserve">Кирилл: </w:t>
       </w:r>
       <w:r>
         <w:rPr>
@@ -2654,7 +2636,7 @@
           <w:color w:val="555555"/>
           <w:sz w:val="22"/>
         </w:rPr>
-        <w:t>(вполголоса)</w:t>
+        <w:t>(Насте, вполголоса)</w:t>
       </w:r>
       <w:r>
         <w:rPr>
@@ -2663,68 +2645,13 @@
           <w:i w:val="0"/>
           <w:sz w:val="22"/>
         </w:rPr>
-        <w:t xml:space="preserve"> Басни потом, Кирилл Андреевич. Станислав Игоревич, кажется, уже понял мораль.</w:t>
+        <w:t xml:space="preserve"> Вот оно, государство. Ещё ни одной проверки, а мы уже без скидки.</w:t>
       </w:r>
     </w:p>
     <w:p>
       <w:pPr>
         <w:spacing w:before="0" w:after="110" w:line="300" w:lineRule="auto"/>
       </w:pPr>
-      <w:r>
-        <w:rPr>
-          <w:rFonts w:ascii="Times New Roman" w:hAnsi="Times New Roman" w:eastAsia="Malgun Gothic"/>
-          <w:b/>
-          <w:i w:val="0"/>
-          <w:sz w:val="22"/>
-        </w:rPr>
-        <w:t xml:space="preserve">Вениамин: </w:t>
-      </w:r>
-      <w:r>
-        <w:rPr>
-          <w:rFonts w:ascii="Times New Roman" w:hAnsi="Times New Roman" w:eastAsia="Malgun Gothic"/>
-          <w:b w:val="0"/>
-          <w:i w:val="0"/>
-          <w:sz w:val="22"/>
-        </w:rPr>
-        <w:t>Станислав Игоревич, у нас есть опыт с куда более запутанными документами и куда более сжатыми сроками. Фальшивку перед дебатами мы разобрали за одну ночь.</w:t>
-      </w:r>
-    </w:p>
-    <w:p>
-      <w:pPr>
-        <w:spacing w:before="0" w:after="110" w:line="300" w:lineRule="auto"/>
-      </w:pPr>
-      <w:r>
-        <w:rPr>
-          <w:rFonts w:ascii="Times New Roman" w:hAnsi="Times New Roman" w:eastAsia="Malgun Gothic"/>
-          <w:b/>
-          <w:i w:val="0"/>
-          <w:sz w:val="22"/>
-        </w:rPr>
-        <w:t xml:space="preserve">Изольда: </w:t>
-      </w:r>
-      <w:r>
-        <w:rPr>
-          <w:rFonts w:ascii="Times New Roman" w:hAnsi="Times New Roman" w:eastAsia="Malgun Gothic"/>
-          <w:b w:val="0"/>
-          <w:i w:val="0"/>
-          <w:sz w:val="22"/>
-        </w:rPr>
-        <w:t>Начнём с электронной базы данных. Обычно это быстрее бумажных архивов. И пароли, пожалуйста, не меняйте. Мы замечаем.</w:t>
-      </w:r>
-    </w:p>
-    <w:p>
-      <w:pPr>
-        <w:spacing w:before="0" w:after="110" w:line="300" w:lineRule="auto"/>
-      </w:pPr>
-      <w:r>
-        <w:rPr>
-          <w:rFonts w:ascii="Times New Roman" w:hAnsi="Times New Roman" w:eastAsia="Malgun Gothic"/>
-          <w:b/>
-          <w:i w:val="0"/>
-          <w:sz w:val="22"/>
-        </w:rPr>
-        <w:t xml:space="preserve">Богуславский: </w:t>
-      </w:r>
       <w:r>
         <w:rPr>
           <w:rFonts w:ascii="Times New Roman" w:hAnsi="Times New Roman" w:eastAsia="Malgun Gothic"/>
@@ -2733,16 +2660,7 @@
           <w:color w:val="555555"/>
           <w:sz w:val="22"/>
         </w:rPr>
-        <w:t>(натянуто)</w:t>
-      </w:r>
-      <w:r>
-        <w:rPr>
-          <w:rFonts w:ascii="Times New Roman" w:hAnsi="Times New Roman" w:eastAsia="Malgun Gothic"/>
-          <w:b w:val="0"/>
-          <w:i w:val="0"/>
-          <w:sz w:val="22"/>
-        </w:rPr>
-        <w:t xml:space="preserve"> Я доложу министру.</w:t>
+        <w:t>(Они садятся за столик у окна. К ним подходит молодая женщина с подносом и папкой под мышкой.)</w:t>
       </w:r>
     </w:p>
     <w:p>
@@ -2756,7 +2674,7 @@
           <w:i w:val="0"/>
           <w:sz w:val="22"/>
         </w:rPr>
-        <w:t xml:space="preserve">Кирилл: </w:t>
+        <w:t xml:space="preserve">Алина: </w:t>
       </w:r>
       <w:r>
         <w:rPr>
@@ -2765,7 +2683,7 @@
           <w:i w:val="0"/>
           <w:sz w:val="22"/>
         </w:rPr>
-        <w:t>Докладывайте. Копия указа лежит у него на столе с восьми утра.</w:t>
+        <w:t>Простите, вы Кирилл Андреевич и Анастасия Дмитриевна? Меня к вам прикрепили. Алина Климова, из аппарата Екатерины Ивановны. Буду вашим… ну, связным, что ли. Пропуска, кабинеты, бумаги.</w:t>
       </w:r>
     </w:p>
     <w:p>
@@ -2779,7 +2697,122 @@
           <w:i w:val="0"/>
           <w:sz w:val="22"/>
         </w:rPr>
-        <w:t xml:space="preserve">Богуславский: </w:t>
+        <w:t xml:space="preserve">Кирилл: </w:t>
+      </w:r>
+      <w:r>
+        <w:rPr>
+          <w:rFonts w:ascii="Times New Roman" w:hAnsi="Times New Roman" w:eastAsia="Malgun Gothic"/>
+          <w:b w:val="0"/>
+          <w:i w:val="0"/>
+          <w:sz w:val="22"/>
+        </w:rPr>
+        <w:t>Очень приятно. Садитесь с нами, раз уж прикрепили.</w:t>
+      </w:r>
+    </w:p>
+    <w:p>
+      <w:pPr>
+        <w:spacing w:before="0" w:after="110" w:line="300" w:lineRule="auto"/>
+      </w:pPr>
+      <w:r>
+        <w:rPr>
+          <w:rFonts w:ascii="Times New Roman" w:hAnsi="Times New Roman" w:eastAsia="Malgun Gothic"/>
+          <w:b/>
+          <w:i w:val="0"/>
+          <w:sz w:val="22"/>
+        </w:rPr>
+        <w:t xml:space="preserve">Алина: </w:t>
+      </w:r>
+      <w:r>
+        <w:rPr>
+          <w:rFonts w:ascii="Times New Roman" w:hAnsi="Times New Roman" w:eastAsia="Malgun Gothic"/>
+          <w:b w:val="0"/>
+          <w:i w:val="0"/>
+          <w:sz w:val="22"/>
+        </w:rPr>
+        <w:t>Спасибо. Еле донесла — тут очередь, как в поликлинике.</w:t>
+      </w:r>
+    </w:p>
+    <w:p>
+      <w:pPr>
+        <w:spacing w:before="0" w:after="110" w:line="300" w:lineRule="auto"/>
+      </w:pPr>
+      <w:r>
+        <w:rPr>
+          <w:rFonts w:ascii="Times New Roman" w:hAnsi="Times New Roman" w:eastAsia="Malgun Gothic"/>
+          <w:b/>
+          <w:i w:val="0"/>
+          <w:sz w:val="22"/>
+        </w:rPr>
+        <w:t xml:space="preserve">Настя: </w:t>
+      </w:r>
+      <w:r>
+        <w:rPr>
+          <w:rFonts w:ascii="Times New Roman" w:hAnsi="Times New Roman" w:eastAsia="Malgun Gothic"/>
+          <w:b w:val="0"/>
+          <w:i w:val="0"/>
+          <w:sz w:val="22"/>
+        </w:rPr>
+        <w:t>Мы заметили. Двадцать минут стояли. Алина, а как по отчеству?</w:t>
+      </w:r>
+    </w:p>
+    <w:p>
+      <w:pPr>
+        <w:spacing w:before="0" w:after="110" w:line="300" w:lineRule="auto"/>
+      </w:pPr>
+      <w:r>
+        <w:rPr>
+          <w:rFonts w:ascii="Times New Roman" w:hAnsi="Times New Roman" w:eastAsia="Malgun Gothic"/>
+          <w:b/>
+          <w:i w:val="0"/>
+          <w:sz w:val="22"/>
+        </w:rPr>
+        <w:t xml:space="preserve">Алина: </w:t>
+      </w:r>
+      <w:r>
+        <w:rPr>
+          <w:rFonts w:ascii="Times New Roman" w:hAnsi="Times New Roman" w:eastAsia="Malgun Gothic"/>
+          <w:b w:val="0"/>
+          <w:i w:val="0"/>
+          <w:sz w:val="22"/>
+        </w:rPr>
+        <w:t>Сергеевна. Но давайте без отчеств, а? Мне двадцать шесть, от «Алины Сергеевны» я сразу лет на десять старею.</w:t>
+      </w:r>
+    </w:p>
+    <w:p>
+      <w:pPr>
+        <w:spacing w:before="0" w:after="110" w:line="300" w:lineRule="auto"/>
+      </w:pPr>
+      <w:r>
+        <w:rPr>
+          <w:rFonts w:ascii="Times New Roman" w:hAnsi="Times New Roman" w:eastAsia="Malgun Gothic"/>
+          <w:b/>
+          <w:i w:val="0"/>
+          <w:sz w:val="22"/>
+        </w:rPr>
+        <w:t xml:space="preserve">Кирилл: </w:t>
+      </w:r>
+      <w:r>
+        <w:rPr>
+          <w:rFonts w:ascii="Times New Roman" w:hAnsi="Times New Roman" w:eastAsia="Malgun Gothic"/>
+          <w:b w:val="0"/>
+          <w:i w:val="0"/>
+          <w:sz w:val="22"/>
+        </w:rPr>
+        <w:t>Договорились. Тогда и с нами можно попроще.</w:t>
+      </w:r>
+    </w:p>
+    <w:p>
+      <w:pPr>
+        <w:spacing w:before="0" w:after="110" w:line="300" w:lineRule="auto"/>
+      </w:pPr>
+      <w:r>
+        <w:rPr>
+          <w:rFonts w:ascii="Times New Roman" w:hAnsi="Times New Roman" w:eastAsia="Malgun Gothic"/>
+          <w:b/>
+          <w:i w:val="0"/>
+          <w:sz w:val="22"/>
+        </w:rPr>
+        <w:t xml:space="preserve">Настя: </w:t>
       </w:r>
       <w:r>
         <w:rPr>
@@ -2789,7 +2822,7 @@
           <w:color w:val="555555"/>
           <w:sz w:val="22"/>
         </w:rPr>
-        <w:t>(тихо, Кириллу)</w:t>
+        <w:t>(с улыбкой)</w:t>
       </w:r>
       <w:r>
         <w:rPr>
@@ -2798,7 +2831,7 @@
           <w:i w:val="0"/>
           <w:sz w:val="22"/>
         </w:rPr>
-        <w:t xml:space="preserve"> Вы понимаете, что через год вас здесь не будет? Я видел много таких служб.</w:t>
+        <w:t xml:space="preserve"> Можно. Только не при Богуславском.</w:t>
       </w:r>
     </w:p>
     <w:p>
@@ -2812,46 +2845,7 @@
           <w:i w:val="0"/>
           <w:sz w:val="22"/>
         </w:rPr>
-        <w:t xml:space="preserve">Кирилл: </w:t>
-      </w:r>
-      <w:r>
-        <w:rPr>
-          <w:rFonts w:ascii="Times New Roman" w:hAnsi="Times New Roman" w:eastAsia="Malgun Gothic"/>
-          <w:b w:val="0"/>
-          <w:i w:val="0"/>
-          <w:sz w:val="22"/>
-        </w:rPr>
-        <w:t>Может быть, Станислав Игоревич. Но отчёт за пять лет будет. А его уже не отменишь.</w:t>
-      </w:r>
-    </w:p>
-    <w:p>
-      <w:pPr>
-        <w:keepNext/>
-        <w:spacing w:before="320" w:after="140"/>
-      </w:pPr>
-      <w:r>
-        <w:rPr>
-          <w:rFonts w:ascii="Times New Roman" w:hAnsi="Times New Roman" w:eastAsia="Malgun Gothic"/>
-          <w:b/>
-          <w:i w:val="0"/>
-          <w:color w:val="1F3864"/>
-          <w:sz w:val="26"/>
-        </w:rPr>
-        <w:t>장면 9 — 마무리, 첫 벽의 균열</w:t>
-      </w:r>
-    </w:p>
-    <w:p>
-      <w:pPr>
-        <w:spacing w:before="0" w:after="110" w:line="300" w:lineRule="auto"/>
-      </w:pPr>
-      <w:r>
-        <w:rPr>
-          <w:rFonts w:ascii="Times New Roman" w:hAnsi="Times New Roman" w:eastAsia="Malgun Gothic"/>
-          <w:b/>
-          <w:i w:val="0"/>
-          <w:sz w:val="22"/>
-        </w:rPr>
-        <w:t xml:space="preserve">Лёша: </w:t>
+        <w:t xml:space="preserve">Алина: </w:t>
       </w:r>
       <w:r>
         <w:rPr>
@@ -2861,7 +2855,7 @@
           <w:color w:val="555555"/>
           <w:sz w:val="22"/>
         </w:rPr>
-        <w:t>(Кате и Ирине, после ухода команды)</w:t>
+        <w:t>(смеётся)</w:t>
       </w:r>
       <w:r>
         <w:rPr>
@@ -2870,7 +2864,7 @@
           <w:i w:val="0"/>
           <w:sz w:val="22"/>
         </w:rPr>
-        <w:t xml:space="preserve"> Ну что?</w:t>
+        <w:t xml:space="preserve"> Это я уже поняла. А вы далеко живёте? Я к тому, что пропуска с утра оформляют, лучше приезжать пораньше.</w:t>
       </w:r>
     </w:p>
     <w:p>
@@ -2884,7 +2878,7 @@
           <w:i w:val="0"/>
           <w:sz w:val="22"/>
         </w:rPr>
-        <w:t xml:space="preserve">Катя: </w:t>
+        <w:t xml:space="preserve">Настя: </w:t>
       </w:r>
       <w:r>
         <w:rPr>
@@ -2893,7 +2887,7 @@
           <w:i w:val="0"/>
           <w:sz w:val="22"/>
         </w:rPr>
-        <w:t>Впечатляет, как быстро они перешли от колебаний к делу. Хотя за кампанию я видела это раз десять.</w:t>
+        <w:t>Не близко. Сегодня почти час ехали — пробки.</w:t>
       </w:r>
     </w:p>
     <w:p>
@@ -2907,7 +2901,7 @@
           <w:i w:val="0"/>
           <w:sz w:val="22"/>
         </w:rPr>
-        <w:t xml:space="preserve">Ирина: </w:t>
+        <w:t xml:space="preserve">Кирилл: </w:t>
       </w:r>
       <w:r>
         <w:rPr>
@@ -2916,7 +2910,7 @@
           <w:i w:val="0"/>
           <w:sz w:val="22"/>
         </w:rPr>
-        <w:t>Изольда Тимофеевна в первую же минуту нашла слабое место Богуславского — электронную базу, которую он называл «незавершённой».</w:t>
+        <w:t>Я предлагал на метро. Меня не послушали.</w:t>
       </w:r>
     </w:p>
     <w:p>
@@ -2930,7 +2924,7 @@
           <w:i w:val="0"/>
           <w:sz w:val="22"/>
         </w:rPr>
-        <w:t xml:space="preserve">Лёша: </w:t>
+        <w:t xml:space="preserve">Настя: </w:t>
       </w:r>
       <w:r>
         <w:rPr>
@@ -2939,7 +2933,7 @@
           <w:i w:val="0"/>
           <w:sz w:val="22"/>
         </w:rPr>
-        <w:t>Кирилл и Настя когда-то отказались от выгодного поглощения ради независимости. Теперь они рискуют ею ради куда большего дела. Я не имею права их подвести.</w:t>
+        <w:t>Потому что кое-кто в метро сразу засыпает и проезжает свою станцию.</w:t>
       </w:r>
     </w:p>
     <w:p>
@@ -2953,30 +2947,7 @@
           <w:i w:val="0"/>
           <w:sz w:val="22"/>
         </w:rPr>
-        <w:t xml:space="preserve">Ирина: </w:t>
-      </w:r>
-      <w:r>
-        <w:rPr>
-          <w:rFonts w:ascii="Times New Roman" w:hAnsi="Times New Roman" w:eastAsia="Malgun Gothic"/>
-          <w:b w:val="0"/>
-          <w:i w:val="0"/>
-          <w:sz w:val="22"/>
-        </w:rPr>
-        <w:t>Кстати, Анастасия Дмитриевна уже спросила меня в коридоре, будет ли у службы своя столовая. Чтобы не обедать в Минфине.</w:t>
-      </w:r>
-    </w:p>
-    <w:p>
-      <w:pPr>
-        <w:spacing w:before="0" w:after="110" w:line="300" w:lineRule="auto"/>
-      </w:pPr>
-      <w:r>
-        <w:rPr>
-          <w:rFonts w:ascii="Times New Roman" w:hAnsi="Times New Roman" w:eastAsia="Malgun Gothic"/>
-          <w:b/>
-          <w:i w:val="0"/>
-          <w:sz w:val="22"/>
-        </w:rPr>
-        <w:t xml:space="preserve">Лёша: </w:t>
+        <w:t xml:space="preserve">Алина: </w:t>
       </w:r>
       <w:r>
         <w:rPr>
@@ -2986,7 +2957,7 @@
           <w:color w:val="555555"/>
           <w:sz w:val="22"/>
         </w:rPr>
-        <w:t>(впервые за день улыбается)</w:t>
+        <w:t>(переводит взгляд с одного на другого)</w:t>
       </w:r>
       <w:r>
         <w:rPr>
@@ -2995,7 +2966,7 @@
           <w:i w:val="0"/>
           <w:sz w:val="22"/>
         </w:rPr>
-        <w:t xml:space="preserve"> Передайте: будет. Обедать у проверяемых — последнее дело.</w:t>
+        <w:t xml:space="preserve"> А вы… давно вместе работаете?</w:t>
       </w:r>
     </w:p>
     <w:p>
@@ -3009,7 +2980,214 @@
           <w:i w:val="0"/>
           <w:sz w:val="22"/>
         </w:rPr>
-        <w:t xml:space="preserve">Гребенщиков: </w:t>
+        <w:t xml:space="preserve">Кирилл: </w:t>
+      </w:r>
+      <w:r>
+        <w:rPr>
+          <w:rFonts w:ascii="Times New Roman" w:hAnsi="Times New Roman" w:eastAsia="Malgun Gothic"/>
+          <w:b w:val="0"/>
+          <w:i w:val="0"/>
+          <w:sz w:val="22"/>
+        </w:rPr>
+        <w:t>Давно. И живём вместе, так что сбежать некуда.</w:t>
+      </w:r>
+    </w:p>
+    <w:p>
+      <w:pPr>
+        <w:spacing w:before="0" w:after="110" w:line="300" w:lineRule="auto"/>
+      </w:pPr>
+      <w:r>
+        <w:rPr>
+          <w:rFonts w:ascii="Times New Roman" w:hAnsi="Times New Roman" w:eastAsia="Malgun Gothic"/>
+          <w:b/>
+          <w:i w:val="0"/>
+          <w:sz w:val="22"/>
+        </w:rPr>
+        <w:t xml:space="preserve">Алина: </w:t>
+      </w:r>
+      <w:r>
+        <w:rPr>
+          <w:rFonts w:ascii="Times New Roman" w:hAnsi="Times New Roman" w:eastAsia="Malgun Gothic"/>
+          <w:b w:val="0"/>
+          <w:i w:val="0"/>
+          <w:sz w:val="22"/>
+        </w:rPr>
+        <w:t>Ой. Простите, я не знала.</w:t>
+      </w:r>
+    </w:p>
+    <w:p>
+      <w:pPr>
+        <w:spacing w:before="0" w:after="110" w:line="300" w:lineRule="auto"/>
+      </w:pPr>
+      <w:r>
+        <w:rPr>
+          <w:rFonts w:ascii="Times New Roman" w:hAnsi="Times New Roman" w:eastAsia="Malgun Gothic"/>
+          <w:b/>
+          <w:i w:val="0"/>
+          <w:sz w:val="22"/>
+        </w:rPr>
+        <w:t xml:space="preserve">Настя: </w:t>
+      </w:r>
+      <w:r>
+        <w:rPr>
+          <w:rFonts w:ascii="Times New Roman" w:hAnsi="Times New Roman" w:eastAsia="Malgun Gothic"/>
+          <w:b w:val="0"/>
+          <w:i w:val="0"/>
+          <w:sz w:val="22"/>
+        </w:rPr>
+        <w:t>Да не за что извиняться. На работе мы — Кирилл Андреевич и Анастасия Дмитриевна. Дома — как придётся.</w:t>
+      </w:r>
+    </w:p>
+    <w:p>
+      <w:pPr>
+        <w:spacing w:before="0" w:after="110" w:line="300" w:lineRule="auto"/>
+      </w:pPr>
+      <w:r>
+        <w:rPr>
+          <w:rFonts w:ascii="Times New Roman" w:hAnsi="Times New Roman" w:eastAsia="Malgun Gothic"/>
+          <w:b/>
+          <w:i w:val="0"/>
+          <w:sz w:val="22"/>
+        </w:rPr>
+        <w:t xml:space="preserve">Алина: </w:t>
+      </w:r>
+      <w:r>
+        <w:rPr>
+          <w:rFonts w:ascii="Times New Roman" w:hAnsi="Times New Roman" w:eastAsia="Malgun Gothic"/>
+          <w:b w:val="0"/>
+          <w:i w:val="0"/>
+          <w:sz w:val="22"/>
+        </w:rPr>
+        <w:t>А я на электричке. Час десять в одну сторону. Зато читаю — за год, наверное, книг сорок.</w:t>
+      </w:r>
+    </w:p>
+    <w:p>
+      <w:pPr>
+        <w:spacing w:before="0" w:after="110" w:line="300" w:lineRule="auto"/>
+      </w:pPr>
+      <w:r>
+        <w:rPr>
+          <w:rFonts w:ascii="Times New Roman" w:hAnsi="Times New Roman" w:eastAsia="Malgun Gothic"/>
+          <w:b/>
+          <w:i w:val="0"/>
+          <w:sz w:val="22"/>
+        </w:rPr>
+        <w:t xml:space="preserve">Алина: </w:t>
+      </w:r>
+      <w:r>
+        <w:rPr>
+          <w:rFonts w:ascii="Times New Roman" w:hAnsi="Times New Roman" w:eastAsia="Malgun Gothic"/>
+          <w:b w:val="0"/>
+          <w:i w:val="0"/>
+          <w:sz w:val="22"/>
+        </w:rPr>
+        <w:t>Кабинеты вам пока дали временные, в конце коридора. Там, правда, кулер не работает и окна не открываются.</w:t>
+      </w:r>
+    </w:p>
+    <w:p>
+      <w:pPr>
+        <w:spacing w:before="0" w:after="110" w:line="300" w:lineRule="auto"/>
+      </w:pPr>
+      <w:r>
+        <w:rPr>
+          <w:rFonts w:ascii="Times New Roman" w:hAnsi="Times New Roman" w:eastAsia="Malgun Gothic"/>
+          <w:b/>
+          <w:i w:val="0"/>
+          <w:sz w:val="22"/>
+        </w:rPr>
+        <w:t xml:space="preserve">Кирилл: </w:t>
+      </w:r>
+      <w:r>
+        <w:rPr>
+          <w:rFonts w:ascii="Times New Roman" w:hAnsi="Times New Roman" w:eastAsia="Malgun Gothic"/>
+          <w:b w:val="0"/>
+          <w:i w:val="0"/>
+          <w:sz w:val="22"/>
+        </w:rPr>
+        <w:t>Окна не открываются — это даже хорошо. Меньше соблазна выбросить в окно чью-нибудь отчётность.</w:t>
+      </w:r>
+    </w:p>
+    <w:p>
+      <w:pPr>
+        <w:spacing w:before="0" w:after="110" w:line="300" w:lineRule="auto"/>
+      </w:pPr>
+      <w:r>
+        <w:rPr>
+          <w:rFonts w:ascii="Times New Roman" w:hAnsi="Times New Roman" w:eastAsia="Malgun Gothic"/>
+          <w:b/>
+          <w:i w:val="0"/>
+          <w:sz w:val="22"/>
+        </w:rPr>
+        <w:t xml:space="preserve">Алина: </w:t>
+      </w:r>
+      <w:r>
+        <w:rPr>
+          <w:rFonts w:ascii="Times New Roman" w:hAnsi="Times New Roman" w:eastAsia="Malgun Gothic"/>
+          <w:b w:val="0"/>
+          <w:i w:val="0"/>
+          <w:sz w:val="22"/>
+        </w:rPr>
+        <w:t>И принтер один на весь коридор. К нему с девяти утра очередь.</w:t>
+      </w:r>
+    </w:p>
+    <w:p>
+      <w:pPr>
+        <w:spacing w:before="0" w:after="110" w:line="300" w:lineRule="auto"/>
+      </w:pPr>
+      <w:r>
+        <w:rPr>
+          <w:rFonts w:ascii="Times New Roman" w:hAnsi="Times New Roman" w:eastAsia="Malgun Gothic"/>
+          <w:b/>
+          <w:i w:val="0"/>
+          <w:sz w:val="22"/>
+        </w:rPr>
+        <w:t xml:space="preserve">Настя: </w:t>
+      </w:r>
+      <w:r>
+        <w:rPr>
+          <w:rFonts w:ascii="Times New Roman" w:hAnsi="Times New Roman" w:eastAsia="Malgun Gothic"/>
+          <w:b w:val="0"/>
+          <w:i w:val="0"/>
+          <w:sz w:val="22"/>
+        </w:rPr>
+        <w:t>Значит, будем печатать в восемь.</w:t>
+      </w:r>
+    </w:p>
+    <w:p>
+      <w:pPr>
+        <w:spacing w:before="0" w:after="110" w:line="300" w:lineRule="auto"/>
+      </w:pPr>
+      <w:r>
+        <w:rPr>
+          <w:rFonts w:ascii="Times New Roman" w:hAnsi="Times New Roman" w:eastAsia="Malgun Gothic"/>
+          <w:b/>
+          <w:i w:val="0"/>
+          <w:sz w:val="22"/>
+        </w:rPr>
+        <w:t xml:space="preserve">Алина: </w:t>
+      </w:r>
+      <w:r>
+        <w:rPr>
+          <w:rFonts w:ascii="Times New Roman" w:hAnsi="Times New Roman" w:eastAsia="Malgun Gothic"/>
+          <w:b w:val="0"/>
+          <w:i w:val="0"/>
+          <w:sz w:val="22"/>
+        </w:rPr>
+        <w:t>В восемь ещё никого не пускают.</w:t>
+      </w:r>
+    </w:p>
+    <w:p>
+      <w:pPr>
+        <w:spacing w:before="0" w:after="110" w:line="300" w:lineRule="auto"/>
+      </w:pPr>
+      <w:r>
+        <w:rPr>
+          <w:rFonts w:ascii="Times New Roman" w:hAnsi="Times New Roman" w:eastAsia="Malgun Gothic"/>
+          <w:b/>
+          <w:i w:val="0"/>
+          <w:sz w:val="22"/>
+        </w:rPr>
+        <w:t xml:space="preserve">Настя: </w:t>
       </w:r>
       <w:r>
         <w:rPr>
@@ -3019,7 +3197,7 @@
           <w:color w:val="555555"/>
           <w:sz w:val="22"/>
         </w:rPr>
-        <w:t>(входя)</w:t>
+        <w:t>(вздыхает)</w:t>
       </w:r>
       <w:r>
         <w:rPr>
@@ -3028,7 +3206,7 @@
           <w:i w:val="0"/>
           <w:sz w:val="22"/>
         </w:rPr>
-        <w:t xml:space="preserve"> Алексей Николаевич, первая волна уже пошла — три чиновника среднего звена подали жалобы на «незаконное вмешательство посторонних лиц в государственную тайну».</w:t>
+        <w:t xml:space="preserve"> Ну, приехали.</w:t>
       </w:r>
     </w:p>
     <w:p>
@@ -3042,7 +3220,7 @@
           <w:i w:val="0"/>
           <w:sz w:val="22"/>
         </w:rPr>
-        <w:t xml:space="preserve">Лёша: </w:t>
+        <w:t xml:space="preserve">Настя: </w:t>
       </w:r>
       <w:r>
         <w:rPr>
@@ -3051,7 +3229,7 @@
           <w:i w:val="0"/>
           <w:sz w:val="22"/>
         </w:rPr>
-        <w:t>Ожидаемо. Первая стена редко падает без сопротивления.</w:t>
+        <w:t>Алина, а у службы своя столовая будет? Чтобы нам потом не обедать… там, куда мы с проверкой придём.</w:t>
       </w:r>
     </w:p>
     <w:p>
@@ -3065,7 +3243,7 @@
           <w:i w:val="0"/>
           <w:sz w:val="22"/>
         </w:rPr>
-        <w:t xml:space="preserve">Катя: </w:t>
+        <w:t xml:space="preserve">Алина: </w:t>
       </w:r>
       <w:r>
         <w:rPr>
@@ -3074,7 +3252,7 @@
           <w:i w:val="0"/>
           <w:sz w:val="22"/>
         </w:rPr>
-        <w:t>Что делаем?</w:t>
+        <w:t>Это уже не ко мне. Это к Ирине Олеговне, наверное. Она у нас все бумаги по службе готовит.</w:t>
       </w:r>
     </w:p>
     <w:p>
@@ -3088,7 +3266,7 @@
           <w:i w:val="0"/>
           <w:sz w:val="22"/>
         </w:rPr>
-        <w:t xml:space="preserve">Лёша: </w:t>
+        <w:t xml:space="preserve">Настя: </w:t>
       </w:r>
       <w:r>
         <w:rPr>
@@ -3097,7 +3275,7 @@
           <w:i w:val="0"/>
           <w:sz w:val="22"/>
         </w:rPr>
-        <w:t>Продолжаем. Ирина, подготовьте юридическое обоснование полномочий службы — на случай, если жалобы дойдут до суда.</w:t>
+        <w:t>Спрошу. Мне с ней всё равно по законопроекту говорить.</w:t>
       </w:r>
     </w:p>
     <w:p>
@@ -3111,76 +3289,7 @@
           <w:i w:val="0"/>
           <w:sz w:val="22"/>
         </w:rPr>
-        <w:t xml:space="preserve">Ирина: </w:t>
-      </w:r>
-      <w:r>
-        <w:rPr>
-          <w:rFonts w:ascii="Times New Roman" w:hAnsi="Times New Roman" w:eastAsia="Malgun Gothic"/>
-          <w:b w:val="0"/>
-          <w:i w:val="0"/>
-          <w:sz w:val="22"/>
-        </w:rPr>
-        <w:t>Будет сделано, Алексей Николаевич.</w:t>
-      </w:r>
-    </w:p>
-    <w:p>
-      <w:pPr>
-        <w:spacing w:before="0" w:after="110" w:line="300" w:lineRule="auto"/>
-      </w:pPr>
-      <w:r>
-        <w:rPr>
-          <w:rFonts w:ascii="Times New Roman" w:hAnsi="Times New Roman" w:eastAsia="Malgun Gothic"/>
-          <w:b/>
-          <w:i w:val="0"/>
-          <w:sz w:val="22"/>
-        </w:rPr>
-        <w:t xml:space="preserve">Гребенщиков: </w:t>
-      </w:r>
-      <w:r>
-        <w:rPr>
-          <w:rFonts w:ascii="Times New Roman" w:hAnsi="Times New Roman" w:eastAsia="Malgun Gothic"/>
-          <w:b w:val="0"/>
-          <w:i w:val="0"/>
-          <w:sz w:val="22"/>
-        </w:rPr>
-        <w:t>И ещё. Министр финансов просит встречи. Говорит — «в частном порядке».</w:t>
-      </w:r>
-    </w:p>
-    <w:p>
-      <w:pPr>
-        <w:spacing w:before="0" w:after="110" w:line="300" w:lineRule="auto"/>
-      </w:pPr>
-      <w:r>
-        <w:rPr>
-          <w:rFonts w:ascii="Times New Roman" w:hAnsi="Times New Roman" w:eastAsia="Malgun Gothic"/>
-          <w:b/>
-          <w:i w:val="0"/>
-          <w:sz w:val="22"/>
-        </w:rPr>
-        <w:t xml:space="preserve">Лёша: </w:t>
-      </w:r>
-      <w:r>
-        <w:rPr>
-          <w:rFonts w:ascii="Times New Roman" w:hAnsi="Times New Roman" w:eastAsia="Malgun Gothic"/>
-          <w:b w:val="0"/>
-          <w:i w:val="0"/>
-          <w:sz w:val="22"/>
-        </w:rPr>
-        <w:t>В частном порядке у нас теперь ничего не будет, Анатолий Викторович. Пусть приходит с отчётом.</w:t>
-      </w:r>
-    </w:p>
-    <w:p>
-      <w:pPr>
-        <w:spacing w:before="0" w:after="110" w:line="300" w:lineRule="auto"/>
-      </w:pPr>
-      <w:r>
-        <w:rPr>
-          <w:rFonts w:ascii="Times New Roman" w:hAnsi="Times New Roman" w:eastAsia="Malgun Gothic"/>
-          <w:b/>
-          <w:i w:val="0"/>
-          <w:sz w:val="22"/>
-        </w:rPr>
-        <w:t xml:space="preserve">Лёша: </w:t>
+        <w:t xml:space="preserve">Алина: </w:t>
       </w:r>
       <w:r>
         <w:rPr>
@@ -3190,7 +3299,7 @@
           <w:color w:val="555555"/>
           <w:sz w:val="22"/>
         </w:rPr>
-        <w:t>(глядя в окно на утренний Кремль)</w:t>
+        <w:t>(встаёт, смотрит на часы)</w:t>
       </w:r>
       <w:r>
         <w:rPr>
@@ -3199,11 +3308,197 @@
           <w:i w:val="0"/>
           <w:sz w:val="22"/>
         </w:rPr>
-        <w:t xml:space="preserve"> Первая стена. Быков говорил, что система рушится не от одного удара, а от тысячи маленьких трещин. Кажется, мы только что сделали ещё одну.</w:t>
+        <w:t xml:space="preserve"> Ой, я побежала. Приятного аппетита! В три — фотографироваться на пропуска, не забудьте.</w:t>
       </w:r>
     </w:p>
     <w:p>
       <w:pPr>
+        <w:spacing w:before="0" w:after="110" w:line="300" w:lineRule="auto"/>
+      </w:pPr>
+      <w:r>
+        <w:rPr>
+          <w:rFonts w:ascii="Times New Roman" w:hAnsi="Times New Roman" w:eastAsia="Malgun Gothic"/>
+          <w:b/>
+          <w:i w:val="0"/>
+          <w:sz w:val="22"/>
+        </w:rPr>
+        <w:t xml:space="preserve">Кирилл: </w:t>
+      </w:r>
+      <w:r>
+        <w:rPr>
+          <w:rFonts w:ascii="Times New Roman" w:hAnsi="Times New Roman" w:eastAsia="Malgun Gothic"/>
+          <w:b w:val="0"/>
+          <w:i w:val="0"/>
+          <w:sz w:val="22"/>
+        </w:rPr>
+        <w:t>Не забудем. Спасибо, Алина.</w:t>
+      </w:r>
+    </w:p>
+    <w:p>
+      <w:pPr>
+        <w:spacing w:before="0" w:after="110" w:line="300" w:lineRule="auto"/>
+      </w:pPr>
+      <w:r>
+        <w:rPr>
+          <w:rFonts w:ascii="Times New Roman" w:hAnsi="Times New Roman" w:eastAsia="Malgun Gothic"/>
+          <w:b w:val="0"/>
+          <w:i/>
+          <w:color w:val="555555"/>
+          <w:sz w:val="22"/>
+        </w:rPr>
+        <w:t>(Алина уходит. Кирилл и Настя остаются вдвоём.)</w:t>
+      </w:r>
+    </w:p>
+    <w:p>
+      <w:pPr>
+        <w:spacing w:before="0" w:after="110" w:line="300" w:lineRule="auto"/>
+      </w:pPr>
+      <w:r>
+        <w:rPr>
+          <w:rFonts w:ascii="Times New Roman" w:hAnsi="Times New Roman" w:eastAsia="Malgun Gothic"/>
+          <w:b/>
+          <w:i w:val="0"/>
+          <w:sz w:val="22"/>
+        </w:rPr>
+        <w:t xml:space="preserve">Кирилл: </w:t>
+      </w:r>
+      <w:r>
+        <w:rPr>
+          <w:rFonts w:ascii="Times New Roman" w:hAnsi="Times New Roman" w:eastAsia="Malgun Gothic"/>
+          <w:b w:val="0"/>
+          <w:i/>
+          <w:color w:val="555555"/>
+          <w:sz w:val="22"/>
+        </w:rPr>
+        <w:t>(тихо)</w:t>
+      </w:r>
+      <w:r>
+        <w:rPr>
+          <w:rFonts w:ascii="Times New Roman" w:hAnsi="Times New Roman" w:eastAsia="Malgun Gothic"/>
+          <w:b w:val="0"/>
+          <w:i w:val="0"/>
+          <w:sz w:val="22"/>
+        </w:rPr>
+        <w:t xml:space="preserve"> Ну как тебе?</w:t>
+      </w:r>
+    </w:p>
+    <w:p>
+      <w:pPr>
+        <w:spacing w:before="0" w:after="110" w:line="300" w:lineRule="auto"/>
+      </w:pPr>
+      <w:r>
+        <w:rPr>
+          <w:rFonts w:ascii="Times New Roman" w:hAnsi="Times New Roman" w:eastAsia="Malgun Gothic"/>
+          <w:b/>
+          <w:i w:val="0"/>
+          <w:sz w:val="22"/>
+        </w:rPr>
+        <w:t xml:space="preserve">Настя: </w:t>
+      </w:r>
+      <w:r>
+        <w:rPr>
+          <w:rFonts w:ascii="Times New Roman" w:hAnsi="Times New Roman" w:eastAsia="Malgun Gothic"/>
+          <w:b w:val="0"/>
+          <w:i w:val="0"/>
+          <w:sz w:val="22"/>
+        </w:rPr>
+        <w:t>Толковая. Болтает много, но толковая.</w:t>
+      </w:r>
+    </w:p>
+    <w:p>
+      <w:pPr>
+        <w:spacing w:before="0" w:after="110" w:line="300" w:lineRule="auto"/>
+      </w:pPr>
+      <w:r>
+        <w:rPr>
+          <w:rFonts w:ascii="Times New Roman" w:hAnsi="Times New Roman" w:eastAsia="Malgun Gothic"/>
+          <w:b/>
+          <w:i w:val="0"/>
+          <w:sz w:val="22"/>
+        </w:rPr>
+        <w:t xml:space="preserve">Кирилл: </w:t>
+      </w:r>
+      <w:r>
+        <w:rPr>
+          <w:rFonts w:ascii="Times New Roman" w:hAnsi="Times New Roman" w:eastAsia="Malgun Gothic"/>
+          <w:b w:val="0"/>
+          <w:i w:val="0"/>
+          <w:sz w:val="22"/>
+        </w:rPr>
+        <w:t>Изольда Тимофеевна была права насчёт обеденного перерыва. Мы тут уже сорок минут.</w:t>
+      </w:r>
+    </w:p>
+    <w:p>
+      <w:pPr>
+        <w:spacing w:before="0" w:after="110" w:line="300" w:lineRule="auto"/>
+      </w:pPr>
+      <w:r>
+        <w:rPr>
+          <w:rFonts w:ascii="Times New Roman" w:hAnsi="Times New Roman" w:eastAsia="Malgun Gothic"/>
+          <w:b/>
+          <w:i w:val="0"/>
+          <w:sz w:val="22"/>
+        </w:rPr>
+        <w:t xml:space="preserve">Настя: </w:t>
+      </w:r>
+      <w:r>
+        <w:rPr>
+          <w:rFonts w:ascii="Times New Roman" w:hAnsi="Times New Roman" w:eastAsia="Malgun Gothic"/>
+          <w:b w:val="0"/>
+          <w:i w:val="0"/>
+          <w:sz w:val="22"/>
+        </w:rPr>
+        <w:t>Спроси меня через месяц, как мне всё это. А пока — компот вкусный. Уже что-то.</w:t>
+      </w:r>
+    </w:p>
+    <w:p>
+      <w:pPr>
+        <w:spacing w:before="0" w:after="110" w:line="300" w:lineRule="auto"/>
+      </w:pPr>
+      <w:r>
+        <w:rPr>
+          <w:rFonts w:ascii="Times New Roman" w:hAnsi="Times New Roman" w:eastAsia="Malgun Gothic"/>
+          <w:b/>
+          <w:i w:val="0"/>
+          <w:sz w:val="22"/>
+        </w:rPr>
+        <w:t xml:space="preserve">Кирилл: </w:t>
+      </w:r>
+      <w:r>
+        <w:rPr>
+          <w:rFonts w:ascii="Times New Roman" w:hAnsi="Times New Roman" w:eastAsia="Malgun Gothic"/>
+          <w:b w:val="0"/>
+          <w:i w:val="0"/>
+          <w:sz w:val="22"/>
+        </w:rPr>
+        <w:t>Держись, Насть. Прорвёмся.</w:t>
+      </w:r>
+    </w:p>
+    <w:p>
+      <w:pPr>
+        <w:spacing w:before="0" w:after="110" w:line="300" w:lineRule="auto"/>
+      </w:pPr>
+      <w:r>
+        <w:rPr>
+          <w:rFonts w:ascii="Times New Roman" w:hAnsi="Times New Roman" w:eastAsia="Malgun Gothic"/>
+          <w:b/>
+          <w:i w:val="0"/>
+          <w:sz w:val="22"/>
+        </w:rPr>
+        <w:t xml:space="preserve">Настя: </w:t>
+      </w:r>
+      <w:r>
+        <w:rPr>
+          <w:rFonts w:ascii="Times New Roman" w:hAnsi="Times New Roman" w:eastAsia="Malgun Gothic"/>
+          <w:b w:val="0"/>
+          <w:i w:val="0"/>
+          <w:sz w:val="22"/>
+        </w:rPr>
+        <w:t>Прорвёмся. Доедай, в три пропуска.</w:t>
+      </w:r>
+    </w:p>
+    <w:p>
+      <w:pPr>
         <w:keepNext/>
         <w:spacing w:before="320" w:after="140"/>
       </w:pPr>
@@ -3215,12 +3510,12 @@
           <w:color w:val="1F3864"/>
           <w:sz w:val="26"/>
         </w:rPr>
-        <w:t>핵심 문학 인용</w:t>
+        <w:t>장면 9 — 보구슬랍스키와의 재대결</w:t>
       </w:r>
     </w:p>
     <w:p>
       <w:pPr>
-        <w:spacing w:before="0" w:after="120"/>
+        <w:spacing w:before="0" w:after="110" w:line="300" w:lineRule="auto"/>
       </w:pPr>
       <w:r>
         <w:rPr>
@@ -3229,7 +3524,7 @@
           <w:i w:val="0"/>
           <w:sz w:val="22"/>
         </w:rPr>
-        <w:t>Русская пословица: «Не спеши языком</w:t>
+        <w:t xml:space="preserve">Богуславский: </w:t>
       </w:r>
       <w:r>
         <w:rPr>
@@ -3238,11 +3533,721 @@
           <w:i w:val="0"/>
           <w:sz w:val="22"/>
         </w:rPr>
-        <w:t xml:space="preserve"> — торопись делом» — 한국어 해설: 말보다 일을 서두르라는 속담. "나는 정권이 아니라 국가에 봉사한다"며 몇 달짜리 "정합적 통합"을 내세우는 보구슬랍스키에게, 료샤가 국가에 대한 봉사는 말이 아니라 기한 안의 보고서로 증명하라고 못 박는 데 쓴다(장면 2).</w:t>
+        <w:t>Простите, кто эти люди? У меня нет информации о допуске частных аудиторов к государственным финансовым документам.</w:t>
       </w:r>
     </w:p>
     <w:p>
       <w:pPr>
+        <w:spacing w:before="0" w:after="110" w:line="300" w:lineRule="auto"/>
+      </w:pPr>
+      <w:r>
+        <w:rPr>
+          <w:rFonts w:ascii="Times New Roman" w:hAnsi="Times New Roman" w:eastAsia="Malgun Gothic"/>
+          <w:b/>
+          <w:i w:val="0"/>
+          <w:sz w:val="22"/>
+        </w:rPr>
+        <w:t xml:space="preserve">Настя: </w:t>
+      </w:r>
+      <w:r>
+        <w:rPr>
+          <w:rFonts w:ascii="Times New Roman" w:hAnsi="Times New Roman" w:eastAsia="Malgun Gothic"/>
+          <w:b w:val="0"/>
+          <w:i w:val="0"/>
+          <w:sz w:val="22"/>
+        </w:rPr>
+        <w:t>Анастасия Дмитриевна, Государственная служба финансовой прозрачности. Мы больше не частные аудиторы, Станислав Игоревич. Указ подписан сегодня утром.</w:t>
+      </w:r>
+    </w:p>
+    <w:p>
+      <w:pPr>
+        <w:spacing w:before="0" w:after="110" w:line="300" w:lineRule="auto"/>
+      </w:pPr>
+      <w:r>
+        <w:rPr>
+          <w:rFonts w:ascii="Times New Roman" w:hAnsi="Times New Roman" w:eastAsia="Malgun Gothic"/>
+          <w:b/>
+          <w:i w:val="0"/>
+          <w:sz w:val="22"/>
+        </w:rPr>
+        <w:t xml:space="preserve">Богуславский: </w:t>
+      </w:r>
+      <w:r>
+        <w:rPr>
+          <w:rFonts w:ascii="Times New Roman" w:hAnsi="Times New Roman" w:eastAsia="Malgun Gothic"/>
+          <w:b w:val="0"/>
+          <w:i/>
+          <w:color w:val="555555"/>
+          <w:sz w:val="22"/>
+        </w:rPr>
+        <w:t>(листая документы, бледнея)</w:t>
+      </w:r>
+      <w:r>
+        <w:rPr>
+          <w:rFonts w:ascii="Times New Roman" w:hAnsi="Times New Roman" w:eastAsia="Malgun Gothic"/>
+          <w:b w:val="0"/>
+          <w:i w:val="0"/>
+          <w:sz w:val="22"/>
+        </w:rPr>
+        <w:t xml:space="preserve"> Это… беспрецедентно.</w:t>
+      </w:r>
+    </w:p>
+    <w:p>
+      <w:pPr>
+        <w:spacing w:before="0" w:after="110" w:line="300" w:lineRule="auto"/>
+      </w:pPr>
+      <w:r>
+        <w:rPr>
+          <w:rFonts w:ascii="Times New Roman" w:hAnsi="Times New Roman" w:eastAsia="Malgun Gothic"/>
+          <w:b/>
+          <w:i w:val="0"/>
+          <w:sz w:val="22"/>
+        </w:rPr>
+        <w:t xml:space="preserve">Кирилл: </w:t>
+      </w:r>
+      <w:r>
+        <w:rPr>
+          <w:rFonts w:ascii="Times New Roman" w:hAnsi="Times New Roman" w:eastAsia="Malgun Gothic"/>
+          <w:b w:val="0"/>
+          <w:i w:val="0"/>
+          <w:sz w:val="22"/>
+        </w:rPr>
+        <w:t>Беспрецедентная ситуация требует беспрецедентных мер. Нам нужен полный доступ к отчётности резервного фонда за последние пять лет. Начиная с сегодняшнего дня.</w:t>
+      </w:r>
+    </w:p>
+    <w:p>
+      <w:pPr>
+        <w:spacing w:before="0" w:after="110" w:line="300" w:lineRule="auto"/>
+      </w:pPr>
+      <w:r>
+        <w:rPr>
+          <w:rFonts w:ascii="Times New Roman" w:hAnsi="Times New Roman" w:eastAsia="Malgun Gothic"/>
+          <w:b/>
+          <w:i w:val="0"/>
+          <w:sz w:val="22"/>
+        </w:rPr>
+        <w:t xml:space="preserve">Богуславский: </w:t>
+      </w:r>
+      <w:r>
+        <w:rPr>
+          <w:rFonts w:ascii="Times New Roman" w:hAnsi="Times New Roman" w:eastAsia="Malgun Gothic"/>
+          <w:b w:val="0"/>
+          <w:i w:val="0"/>
+          <w:sz w:val="22"/>
+        </w:rPr>
+        <w:t>Это займёт время. Мы как раз пересматриваем методологию, меняем структуру отчётных форм…</w:t>
+      </w:r>
+    </w:p>
+    <w:p>
+      <w:pPr>
+        <w:spacing w:before="0" w:after="110" w:line="300" w:lineRule="auto"/>
+      </w:pPr>
+      <w:r>
+        <w:rPr>
+          <w:rFonts w:ascii="Times New Roman" w:hAnsi="Times New Roman" w:eastAsia="Malgun Gothic"/>
+          <w:b/>
+          <w:i w:val="0"/>
+          <w:sz w:val="22"/>
+        </w:rPr>
+        <w:t xml:space="preserve">Кирилл: </w:t>
+      </w:r>
+      <w:r>
+        <w:rPr>
+          <w:rFonts w:ascii="Times New Roman" w:hAnsi="Times New Roman" w:eastAsia="Malgun Gothic"/>
+          <w:b w:val="0"/>
+          <w:i w:val="0"/>
+          <w:sz w:val="22"/>
+        </w:rPr>
+        <w:t>Как в «Квартете» у Крылова: «А вы, друзья, как ни садитесь, всё в музыканты не годитесь». Сколько формы ни пересаживай, цифры от этого не сыграют.</w:t>
+      </w:r>
+    </w:p>
+    <w:p>
+      <w:pPr>
+        <w:spacing w:before="0" w:after="110" w:line="300" w:lineRule="auto"/>
+      </w:pPr>
+      <w:r>
+        <w:rPr>
+          <w:rFonts w:ascii="Times New Roman" w:hAnsi="Times New Roman" w:eastAsia="Malgun Gothic"/>
+          <w:b/>
+          <w:i w:val="0"/>
+          <w:sz w:val="22"/>
+        </w:rPr>
+        <w:t xml:space="preserve">Изольда: </w:t>
+      </w:r>
+      <w:r>
+        <w:rPr>
+          <w:rFonts w:ascii="Times New Roman" w:hAnsi="Times New Roman" w:eastAsia="Malgun Gothic"/>
+          <w:b w:val="0"/>
+          <w:i/>
+          <w:color w:val="555555"/>
+          <w:sz w:val="22"/>
+        </w:rPr>
+        <w:t>(вполголоса)</w:t>
+      </w:r>
+      <w:r>
+        <w:rPr>
+          <w:rFonts w:ascii="Times New Roman" w:hAnsi="Times New Roman" w:eastAsia="Malgun Gothic"/>
+          <w:b w:val="0"/>
+          <w:i w:val="0"/>
+          <w:sz w:val="22"/>
+        </w:rPr>
+        <w:t xml:space="preserve"> Басни потом, Кирилл Андреевич. Станислав Игоревич, кажется, уже понял мораль.</w:t>
+      </w:r>
+    </w:p>
+    <w:p>
+      <w:pPr>
+        <w:spacing w:before="0" w:after="110" w:line="300" w:lineRule="auto"/>
+      </w:pPr>
+      <w:r>
+        <w:rPr>
+          <w:rFonts w:ascii="Times New Roman" w:hAnsi="Times New Roman" w:eastAsia="Malgun Gothic"/>
+          <w:b/>
+          <w:i w:val="0"/>
+          <w:sz w:val="22"/>
+        </w:rPr>
+        <w:t xml:space="preserve">Вениамин: </w:t>
+      </w:r>
+      <w:r>
+        <w:rPr>
+          <w:rFonts w:ascii="Times New Roman" w:hAnsi="Times New Roman" w:eastAsia="Malgun Gothic"/>
+          <w:b w:val="0"/>
+          <w:i w:val="0"/>
+          <w:sz w:val="22"/>
+        </w:rPr>
+        <w:t>Станислав Игоревич, у нас есть опыт с куда более запутанными документами и куда более сжатыми сроками. Фальшивку перед дебатами мы разобрали за одну ночь.</w:t>
+      </w:r>
+    </w:p>
+    <w:p>
+      <w:pPr>
+        <w:spacing w:before="0" w:after="110" w:line="300" w:lineRule="auto"/>
+      </w:pPr>
+      <w:r>
+        <w:rPr>
+          <w:rFonts w:ascii="Times New Roman" w:hAnsi="Times New Roman" w:eastAsia="Malgun Gothic"/>
+          <w:b/>
+          <w:i w:val="0"/>
+          <w:sz w:val="22"/>
+        </w:rPr>
+        <w:t xml:space="preserve">Изольда: </w:t>
+      </w:r>
+      <w:r>
+        <w:rPr>
+          <w:rFonts w:ascii="Times New Roman" w:hAnsi="Times New Roman" w:eastAsia="Malgun Gothic"/>
+          <w:b w:val="0"/>
+          <w:i w:val="0"/>
+          <w:sz w:val="22"/>
+        </w:rPr>
+        <w:t>Начнём с электронной базы данных. Обычно это быстрее бумажных архивов. И пароли, пожалуйста, не меняйте. Мы замечаем.</w:t>
+      </w:r>
+    </w:p>
+    <w:p>
+      <w:pPr>
+        <w:spacing w:before="0" w:after="110" w:line="300" w:lineRule="auto"/>
+      </w:pPr>
+      <w:r>
+        <w:rPr>
+          <w:rFonts w:ascii="Times New Roman" w:hAnsi="Times New Roman" w:eastAsia="Malgun Gothic"/>
+          <w:b/>
+          <w:i w:val="0"/>
+          <w:sz w:val="22"/>
+        </w:rPr>
+        <w:t xml:space="preserve">Богуславский: </w:t>
+      </w:r>
+      <w:r>
+        <w:rPr>
+          <w:rFonts w:ascii="Times New Roman" w:hAnsi="Times New Roman" w:eastAsia="Malgun Gothic"/>
+          <w:b w:val="0"/>
+          <w:i/>
+          <w:color w:val="555555"/>
+          <w:sz w:val="22"/>
+        </w:rPr>
+        <w:t>(натянуто)</w:t>
+      </w:r>
+      <w:r>
+        <w:rPr>
+          <w:rFonts w:ascii="Times New Roman" w:hAnsi="Times New Roman" w:eastAsia="Malgun Gothic"/>
+          <w:b w:val="0"/>
+          <w:i w:val="0"/>
+          <w:sz w:val="22"/>
+        </w:rPr>
+        <w:t xml:space="preserve"> Я доложу министру.</w:t>
+      </w:r>
+    </w:p>
+    <w:p>
+      <w:pPr>
+        <w:spacing w:before="0" w:after="110" w:line="300" w:lineRule="auto"/>
+      </w:pPr>
+      <w:r>
+        <w:rPr>
+          <w:rFonts w:ascii="Times New Roman" w:hAnsi="Times New Roman" w:eastAsia="Malgun Gothic"/>
+          <w:b/>
+          <w:i w:val="0"/>
+          <w:sz w:val="22"/>
+        </w:rPr>
+        <w:t xml:space="preserve">Кирилл: </w:t>
+      </w:r>
+      <w:r>
+        <w:rPr>
+          <w:rFonts w:ascii="Times New Roman" w:hAnsi="Times New Roman" w:eastAsia="Malgun Gothic"/>
+          <w:b w:val="0"/>
+          <w:i w:val="0"/>
+          <w:sz w:val="22"/>
+        </w:rPr>
+        <w:t>Докладывайте. Копия указа лежит у него на столе с восьми утра.</w:t>
+      </w:r>
+    </w:p>
+    <w:p>
+      <w:pPr>
+        <w:spacing w:before="0" w:after="110" w:line="300" w:lineRule="auto"/>
+      </w:pPr>
+      <w:r>
+        <w:rPr>
+          <w:rFonts w:ascii="Times New Roman" w:hAnsi="Times New Roman" w:eastAsia="Malgun Gothic"/>
+          <w:b/>
+          <w:i w:val="0"/>
+          <w:sz w:val="22"/>
+        </w:rPr>
+        <w:t xml:space="preserve">Богуславский: </w:t>
+      </w:r>
+      <w:r>
+        <w:rPr>
+          <w:rFonts w:ascii="Times New Roman" w:hAnsi="Times New Roman" w:eastAsia="Malgun Gothic"/>
+          <w:b w:val="0"/>
+          <w:i/>
+          <w:color w:val="555555"/>
+          <w:sz w:val="22"/>
+        </w:rPr>
+        <w:t>(тихо, Кириллу)</w:t>
+      </w:r>
+      <w:r>
+        <w:rPr>
+          <w:rFonts w:ascii="Times New Roman" w:hAnsi="Times New Roman" w:eastAsia="Malgun Gothic"/>
+          <w:b w:val="0"/>
+          <w:i w:val="0"/>
+          <w:sz w:val="22"/>
+        </w:rPr>
+        <w:t xml:space="preserve"> Вы понимаете, что через год вас здесь не будет? Я видел много таких служб.</w:t>
+      </w:r>
+    </w:p>
+    <w:p>
+      <w:pPr>
+        <w:spacing w:before="0" w:after="110" w:line="300" w:lineRule="auto"/>
+      </w:pPr>
+      <w:r>
+        <w:rPr>
+          <w:rFonts w:ascii="Times New Roman" w:hAnsi="Times New Roman" w:eastAsia="Malgun Gothic"/>
+          <w:b/>
+          <w:i w:val="0"/>
+          <w:sz w:val="22"/>
+        </w:rPr>
+        <w:t xml:space="preserve">Кирилл: </w:t>
+      </w:r>
+      <w:r>
+        <w:rPr>
+          <w:rFonts w:ascii="Times New Roman" w:hAnsi="Times New Roman" w:eastAsia="Malgun Gothic"/>
+          <w:b w:val="0"/>
+          <w:i w:val="0"/>
+          <w:sz w:val="22"/>
+        </w:rPr>
+        <w:t>Может быть, Станислав Игоревич. Но отчёт за пять лет будет. А его уже не отменишь.</w:t>
+      </w:r>
+    </w:p>
+    <w:p>
+      <w:pPr>
+        <w:keepNext/>
+        <w:spacing w:before="320" w:after="140"/>
+      </w:pPr>
+      <w:r>
+        <w:rPr>
+          <w:rFonts w:ascii="Times New Roman" w:hAnsi="Times New Roman" w:eastAsia="Malgun Gothic"/>
+          <w:b/>
+          <w:i w:val="0"/>
+          <w:color w:val="1F3864"/>
+          <w:sz w:val="26"/>
+        </w:rPr>
+        <w:t>장면 10 — 마무리, 첫 벽의 균열</w:t>
+      </w:r>
+    </w:p>
+    <w:p>
+      <w:pPr>
+        <w:spacing w:before="0" w:after="110" w:line="300" w:lineRule="auto"/>
+      </w:pPr>
+      <w:r>
+        <w:rPr>
+          <w:rFonts w:ascii="Times New Roman" w:hAnsi="Times New Roman" w:eastAsia="Malgun Gothic"/>
+          <w:b/>
+          <w:i w:val="0"/>
+          <w:sz w:val="22"/>
+        </w:rPr>
+        <w:t xml:space="preserve">Лёша: </w:t>
+      </w:r>
+      <w:r>
+        <w:rPr>
+          <w:rFonts w:ascii="Times New Roman" w:hAnsi="Times New Roman" w:eastAsia="Malgun Gothic"/>
+          <w:b w:val="0"/>
+          <w:i/>
+          <w:color w:val="555555"/>
+          <w:sz w:val="22"/>
+        </w:rPr>
+        <w:t>(Кате и Ирине, после ухода команды)</w:t>
+      </w:r>
+      <w:r>
+        <w:rPr>
+          <w:rFonts w:ascii="Times New Roman" w:hAnsi="Times New Roman" w:eastAsia="Malgun Gothic"/>
+          <w:b w:val="0"/>
+          <w:i w:val="0"/>
+          <w:sz w:val="22"/>
+        </w:rPr>
+        <w:t xml:space="preserve"> Ну что?</w:t>
+      </w:r>
+    </w:p>
+    <w:p>
+      <w:pPr>
+        <w:spacing w:before="0" w:after="110" w:line="300" w:lineRule="auto"/>
+      </w:pPr>
+      <w:r>
+        <w:rPr>
+          <w:rFonts w:ascii="Times New Roman" w:hAnsi="Times New Roman" w:eastAsia="Malgun Gothic"/>
+          <w:b/>
+          <w:i w:val="0"/>
+          <w:sz w:val="22"/>
+        </w:rPr>
+        <w:t xml:space="preserve">Катя: </w:t>
+      </w:r>
+      <w:r>
+        <w:rPr>
+          <w:rFonts w:ascii="Times New Roman" w:hAnsi="Times New Roman" w:eastAsia="Malgun Gothic"/>
+          <w:b w:val="0"/>
+          <w:i w:val="0"/>
+          <w:sz w:val="22"/>
+        </w:rPr>
+        <w:t>Впечатляет, как быстро они перешли от колебаний к делу. Хотя за кампанию я видела это раз десять.</w:t>
+      </w:r>
+    </w:p>
+    <w:p>
+      <w:pPr>
+        <w:spacing w:before="0" w:after="110" w:line="300" w:lineRule="auto"/>
+      </w:pPr>
+      <w:r>
+        <w:rPr>
+          <w:rFonts w:ascii="Times New Roman" w:hAnsi="Times New Roman" w:eastAsia="Malgun Gothic"/>
+          <w:b/>
+          <w:i w:val="0"/>
+          <w:sz w:val="22"/>
+        </w:rPr>
+        <w:t xml:space="preserve">Ирина: </w:t>
+      </w:r>
+      <w:r>
+        <w:rPr>
+          <w:rFonts w:ascii="Times New Roman" w:hAnsi="Times New Roman" w:eastAsia="Malgun Gothic"/>
+          <w:b w:val="0"/>
+          <w:i w:val="0"/>
+          <w:sz w:val="22"/>
+        </w:rPr>
+        <w:t>Изольда Тимофеевна в первую же минуту нашла слабое место Богуславского — электронную базу, которую он называл «незавершённой».</w:t>
+      </w:r>
+    </w:p>
+    <w:p>
+      <w:pPr>
+        <w:spacing w:before="0" w:after="110" w:line="300" w:lineRule="auto"/>
+      </w:pPr>
+      <w:r>
+        <w:rPr>
+          <w:rFonts w:ascii="Times New Roman" w:hAnsi="Times New Roman" w:eastAsia="Malgun Gothic"/>
+          <w:b/>
+          <w:i w:val="0"/>
+          <w:sz w:val="22"/>
+        </w:rPr>
+        <w:t xml:space="preserve">Лёша: </w:t>
+      </w:r>
+      <w:r>
+        <w:rPr>
+          <w:rFonts w:ascii="Times New Roman" w:hAnsi="Times New Roman" w:eastAsia="Malgun Gothic"/>
+          <w:b w:val="0"/>
+          <w:i w:val="0"/>
+          <w:sz w:val="22"/>
+        </w:rPr>
+        <w:t>Кирилл и Настя когда-то отказались от выгодного поглощения ради независимости. Теперь они рискуют ею ради куда большего дела. Я не имею права их подвести.</w:t>
+      </w:r>
+    </w:p>
+    <w:p>
+      <w:pPr>
+        <w:spacing w:before="0" w:after="110" w:line="300" w:lineRule="auto"/>
+      </w:pPr>
+      <w:r>
+        <w:rPr>
+          <w:rFonts w:ascii="Times New Roman" w:hAnsi="Times New Roman" w:eastAsia="Malgun Gothic"/>
+          <w:b/>
+          <w:i w:val="0"/>
+          <w:sz w:val="22"/>
+        </w:rPr>
+        <w:t xml:space="preserve">Ирина: </w:t>
+      </w:r>
+      <w:r>
+        <w:rPr>
+          <w:rFonts w:ascii="Times New Roman" w:hAnsi="Times New Roman" w:eastAsia="Malgun Gothic"/>
+          <w:b w:val="0"/>
+          <w:i w:val="0"/>
+          <w:sz w:val="22"/>
+        </w:rPr>
+        <w:t>Кстати, Анастасия Дмитриевна уже спросила меня в коридоре, будет ли у службы своя столовая. Чтобы не обедать в Минфине.</w:t>
+      </w:r>
+    </w:p>
+    <w:p>
+      <w:pPr>
+        <w:spacing w:before="0" w:after="110" w:line="300" w:lineRule="auto"/>
+      </w:pPr>
+      <w:r>
+        <w:rPr>
+          <w:rFonts w:ascii="Times New Roman" w:hAnsi="Times New Roman" w:eastAsia="Malgun Gothic"/>
+          <w:b/>
+          <w:i w:val="0"/>
+          <w:sz w:val="22"/>
+        </w:rPr>
+        <w:t xml:space="preserve">Лёша: </w:t>
+      </w:r>
+      <w:r>
+        <w:rPr>
+          <w:rFonts w:ascii="Times New Roman" w:hAnsi="Times New Roman" w:eastAsia="Malgun Gothic"/>
+          <w:b w:val="0"/>
+          <w:i/>
+          <w:color w:val="555555"/>
+          <w:sz w:val="22"/>
+        </w:rPr>
+        <w:t>(впервые за день улыбается)</w:t>
+      </w:r>
+      <w:r>
+        <w:rPr>
+          <w:rFonts w:ascii="Times New Roman" w:hAnsi="Times New Roman" w:eastAsia="Malgun Gothic"/>
+          <w:b w:val="0"/>
+          <w:i w:val="0"/>
+          <w:sz w:val="22"/>
+        </w:rPr>
+        <w:t xml:space="preserve"> Передайте: будет. Обедать у проверяемых — последнее дело.</w:t>
+      </w:r>
+    </w:p>
+    <w:p>
+      <w:pPr>
+        <w:spacing w:before="0" w:after="110" w:line="300" w:lineRule="auto"/>
+      </w:pPr>
+      <w:r>
+        <w:rPr>
+          <w:rFonts w:ascii="Times New Roman" w:hAnsi="Times New Roman" w:eastAsia="Malgun Gothic"/>
+          <w:b/>
+          <w:i w:val="0"/>
+          <w:sz w:val="22"/>
+        </w:rPr>
+        <w:t xml:space="preserve">Гребенщиков: </w:t>
+      </w:r>
+      <w:r>
+        <w:rPr>
+          <w:rFonts w:ascii="Times New Roman" w:hAnsi="Times New Roman" w:eastAsia="Malgun Gothic"/>
+          <w:b w:val="0"/>
+          <w:i/>
+          <w:color w:val="555555"/>
+          <w:sz w:val="22"/>
+        </w:rPr>
+        <w:t>(входя)</w:t>
+      </w:r>
+      <w:r>
+        <w:rPr>
+          <w:rFonts w:ascii="Times New Roman" w:hAnsi="Times New Roman" w:eastAsia="Malgun Gothic"/>
+          <w:b w:val="0"/>
+          <w:i w:val="0"/>
+          <w:sz w:val="22"/>
+        </w:rPr>
+        <w:t xml:space="preserve"> Алексей Николаевич, первая волна уже пошла — три чиновника среднего звена подали жалобы на «незаконное вмешательство посторонних лиц в государственную тайну».</w:t>
+      </w:r>
+    </w:p>
+    <w:p>
+      <w:pPr>
+        <w:spacing w:before="0" w:after="110" w:line="300" w:lineRule="auto"/>
+      </w:pPr>
+      <w:r>
+        <w:rPr>
+          <w:rFonts w:ascii="Times New Roman" w:hAnsi="Times New Roman" w:eastAsia="Malgun Gothic"/>
+          <w:b/>
+          <w:i w:val="0"/>
+          <w:sz w:val="22"/>
+        </w:rPr>
+        <w:t xml:space="preserve">Лёша: </w:t>
+      </w:r>
+      <w:r>
+        <w:rPr>
+          <w:rFonts w:ascii="Times New Roman" w:hAnsi="Times New Roman" w:eastAsia="Malgun Gothic"/>
+          <w:b w:val="0"/>
+          <w:i w:val="0"/>
+          <w:sz w:val="22"/>
+        </w:rPr>
+        <w:t>Ожидаемо. Первая стена редко падает без сопротивления.</w:t>
+      </w:r>
+    </w:p>
+    <w:p>
+      <w:pPr>
+        <w:spacing w:before="0" w:after="110" w:line="300" w:lineRule="auto"/>
+      </w:pPr>
+      <w:r>
+        <w:rPr>
+          <w:rFonts w:ascii="Times New Roman" w:hAnsi="Times New Roman" w:eastAsia="Malgun Gothic"/>
+          <w:b/>
+          <w:i w:val="0"/>
+          <w:sz w:val="22"/>
+        </w:rPr>
+        <w:t xml:space="preserve">Катя: </w:t>
+      </w:r>
+      <w:r>
+        <w:rPr>
+          <w:rFonts w:ascii="Times New Roman" w:hAnsi="Times New Roman" w:eastAsia="Malgun Gothic"/>
+          <w:b w:val="0"/>
+          <w:i w:val="0"/>
+          <w:sz w:val="22"/>
+        </w:rPr>
+        <w:t>Что делаем?</w:t>
+      </w:r>
+    </w:p>
+    <w:p>
+      <w:pPr>
+        <w:spacing w:before="0" w:after="110" w:line="300" w:lineRule="auto"/>
+      </w:pPr>
+      <w:r>
+        <w:rPr>
+          <w:rFonts w:ascii="Times New Roman" w:hAnsi="Times New Roman" w:eastAsia="Malgun Gothic"/>
+          <w:b/>
+          <w:i w:val="0"/>
+          <w:sz w:val="22"/>
+        </w:rPr>
+        <w:t xml:space="preserve">Лёша: </w:t>
+      </w:r>
+      <w:r>
+        <w:rPr>
+          <w:rFonts w:ascii="Times New Roman" w:hAnsi="Times New Roman" w:eastAsia="Malgun Gothic"/>
+          <w:b w:val="0"/>
+          <w:i w:val="0"/>
+          <w:sz w:val="22"/>
+        </w:rPr>
+        <w:t>Продолжаем. Ирина, подготовьте юридическое обоснование полномочий службы — на случай, если жалобы дойдут до суда.</w:t>
+      </w:r>
+    </w:p>
+    <w:p>
+      <w:pPr>
+        <w:spacing w:before="0" w:after="110" w:line="300" w:lineRule="auto"/>
+      </w:pPr>
+      <w:r>
+        <w:rPr>
+          <w:rFonts w:ascii="Times New Roman" w:hAnsi="Times New Roman" w:eastAsia="Malgun Gothic"/>
+          <w:b/>
+          <w:i w:val="0"/>
+          <w:sz w:val="22"/>
+        </w:rPr>
+        <w:t xml:space="preserve">Ирина: </w:t>
+      </w:r>
+      <w:r>
+        <w:rPr>
+          <w:rFonts w:ascii="Times New Roman" w:hAnsi="Times New Roman" w:eastAsia="Malgun Gothic"/>
+          <w:b w:val="0"/>
+          <w:i w:val="0"/>
+          <w:sz w:val="22"/>
+        </w:rPr>
+        <w:t>Будет сделано, Алексей Николаевич.</w:t>
+      </w:r>
+    </w:p>
+    <w:p>
+      <w:pPr>
+        <w:spacing w:before="0" w:after="110" w:line="300" w:lineRule="auto"/>
+      </w:pPr>
+      <w:r>
+        <w:rPr>
+          <w:rFonts w:ascii="Times New Roman" w:hAnsi="Times New Roman" w:eastAsia="Malgun Gothic"/>
+          <w:b/>
+          <w:i w:val="0"/>
+          <w:sz w:val="22"/>
+        </w:rPr>
+        <w:t xml:space="preserve">Гребенщиков: </w:t>
+      </w:r>
+      <w:r>
+        <w:rPr>
+          <w:rFonts w:ascii="Times New Roman" w:hAnsi="Times New Roman" w:eastAsia="Malgun Gothic"/>
+          <w:b w:val="0"/>
+          <w:i w:val="0"/>
+          <w:sz w:val="22"/>
+        </w:rPr>
+        <w:t>И ещё. Министр финансов просит встречи. Говорит — «в частном порядке».</w:t>
+      </w:r>
+    </w:p>
+    <w:p>
+      <w:pPr>
+        <w:spacing w:before="0" w:after="110" w:line="300" w:lineRule="auto"/>
+      </w:pPr>
+      <w:r>
+        <w:rPr>
+          <w:rFonts w:ascii="Times New Roman" w:hAnsi="Times New Roman" w:eastAsia="Malgun Gothic"/>
+          <w:b/>
+          <w:i w:val="0"/>
+          <w:sz w:val="22"/>
+        </w:rPr>
+        <w:t xml:space="preserve">Лёша: </w:t>
+      </w:r>
+      <w:r>
+        <w:rPr>
+          <w:rFonts w:ascii="Times New Roman" w:hAnsi="Times New Roman" w:eastAsia="Malgun Gothic"/>
+          <w:b w:val="0"/>
+          <w:i w:val="0"/>
+          <w:sz w:val="22"/>
+        </w:rPr>
+        <w:t>В частном порядке у нас теперь ничего не будет, Анатолий Викторович. Пусть приходит с отчётом.</w:t>
+      </w:r>
+    </w:p>
+    <w:p>
+      <w:pPr>
+        <w:spacing w:before="0" w:after="110" w:line="300" w:lineRule="auto"/>
+      </w:pPr>
+      <w:r>
+        <w:rPr>
+          <w:rFonts w:ascii="Times New Roman" w:hAnsi="Times New Roman" w:eastAsia="Malgun Gothic"/>
+          <w:b/>
+          <w:i w:val="0"/>
+          <w:sz w:val="22"/>
+        </w:rPr>
+        <w:t xml:space="preserve">Лёша: </w:t>
+      </w:r>
+      <w:r>
+        <w:rPr>
+          <w:rFonts w:ascii="Times New Roman" w:hAnsi="Times New Roman" w:eastAsia="Malgun Gothic"/>
+          <w:b w:val="0"/>
+          <w:i/>
+          <w:color w:val="555555"/>
+          <w:sz w:val="22"/>
+        </w:rPr>
+        <w:t>(глядя в окно на утренний Кремль)</w:t>
+      </w:r>
+      <w:r>
+        <w:rPr>
+          <w:rFonts w:ascii="Times New Roman" w:hAnsi="Times New Roman" w:eastAsia="Malgun Gothic"/>
+          <w:b w:val="0"/>
+          <w:i w:val="0"/>
+          <w:sz w:val="22"/>
+        </w:rPr>
+        <w:t xml:space="preserve"> Первая стена. Быков говорил, что система рушится не от одного удара, а от тысячи маленьких трещин. Кажется, мы только что сделали ещё одну.</w:t>
+      </w:r>
+    </w:p>
+    <w:p>
+      <w:pPr>
+        <w:keepNext/>
+        <w:spacing w:before="320" w:after="140"/>
+      </w:pPr>
+      <w:r>
+        <w:rPr>
+          <w:rFonts w:ascii="Times New Roman" w:hAnsi="Times New Roman" w:eastAsia="Malgun Gothic"/>
+          <w:b/>
+          <w:i w:val="0"/>
+          <w:color w:val="1F3864"/>
+          <w:sz w:val="26"/>
+        </w:rPr>
+        <w:t>핵심 문학 인용</w:t>
+      </w:r>
+    </w:p>
+    <w:p>
+      <w:pPr>
         <w:spacing w:before="0" w:after="120"/>
       </w:pPr>
       <w:r>
@@ -3252,6 +4257,29 @@
           <w:i w:val="0"/>
           <w:sz w:val="22"/>
         </w:rPr>
+        <w:t>Русская пословица: «Не спеши языком</w:t>
+      </w:r>
+      <w:r>
+        <w:rPr>
+          <w:rFonts w:ascii="Times New Roman" w:hAnsi="Times New Roman" w:eastAsia="Malgun Gothic"/>
+          <w:b w:val="0"/>
+          <w:i w:val="0"/>
+          <w:sz w:val="22"/>
+        </w:rPr>
+        <w:t xml:space="preserve"> — торопись делом» — 한국어 해설: 말보다 일을 서두르라는 속담. "나는 정권이 아니라 국가에 봉사한다"며 몇 달짜리 "정합적 통합"을 내세우는 보구슬랍스키에게, 료샤가 국가에 대한 봉사는 말이 아니라 기한 안의 보고서로 증명하라고 못 박는 데 쓴다(장면 2).</w:t>
+      </w:r>
+    </w:p>
+    <w:p>
+      <w:pPr>
+        <w:spacing w:before="0" w:after="120"/>
+      </w:pPr>
+      <w:r>
+        <w:rPr>
+          <w:rFonts w:ascii="Times New Roman" w:hAnsi="Times New Roman" w:eastAsia="Malgun Gothic"/>
+          <w:b/>
+          <w:i w:val="0"/>
+          <w:sz w:val="22"/>
+        </w:rPr>
         <w:t>Крылов, «Квартет» (мораль басни): «А вы, друзья, как ни садитесь, всё в музыканты не годитесь»</w:t>
       </w:r>
       <w:r>
@@ -3261,7 +4289,184 @@
           <w:i w:val="0"/>
           <w:sz w:val="22"/>
         </w:rPr>
-        <w:t xml:space="preserve"> — 한국어 해설: 자리만 바꿔 앉는 네 짐승을 꼬집는 우화의 결구. 보고 양식만 바꿔 가며 시간을 끄는 재무부 차관에게 키릴이 던지는 말이고, 이졸다가 "교훈은 이미 알아들은 것 같다"며 마무리한다(장면 8).</w:t>
+        <w:t xml:space="preserve"> — 한국어 해설: 자리만 바꿔 앉는 네 짐승을 꼬집는 우화의 결구. 보고 양식만 바꿔 가며 시간을 끄는 재무부 차관에게 키릴이 던지는 말이고, 이졸다가 "교훈은 이미 알아들은 것 같다"며 마무리한다(장면 9).</w:t>
+      </w:r>
+    </w:p>
+    <w:p>
+      <w:pPr>
+        <w:keepNext/>
+        <w:spacing w:before="320" w:after="140"/>
+      </w:pPr>
+      <w:r>
+        <w:rPr>
+          <w:rFonts w:ascii="Times New Roman" w:hAnsi="Times New Roman" w:eastAsia="Malgun Gothic"/>
+          <w:b/>
+          <w:i w:val="0"/>
+          <w:color w:val="1F3864"/>
+          <w:sz w:val="26"/>
+        </w:rPr>
+        <w:t>생활 표현</w:t>
+      </w:r>
+    </w:p>
+    <w:p>
+      <w:pPr>
+        <w:spacing w:before="0" w:after="120"/>
+      </w:pPr>
+      <w:r>
+        <w:rPr>
+          <w:rFonts w:ascii="Times New Roman" w:hAnsi="Times New Roman" w:eastAsia="Malgun Gothic"/>
+          <w:b/>
+          <w:i w:val="0"/>
+          <w:sz w:val="22"/>
+        </w:rPr>
+        <w:t>«очередь, как в поликлинике»</w:t>
+      </w:r>
+      <w:r>
+        <w:rPr>
+          <w:rFonts w:ascii="Times New Roman" w:hAnsi="Times New Roman" w:eastAsia="Malgun Gothic"/>
+          <w:b w:val="0"/>
+          <w:i w:val="0"/>
+          <w:sz w:val="22"/>
+        </w:rPr>
+        <w:t xml:space="preserve"> — 한국어 해설: “동네 병원처럼 줄이 길다”. 러시아 공공 진료소(поликлиника)의 긴 대기 줄은 누구나 아는 생활 경험이라, 어디서든 줄이 길 때 쓰는 비유다. 알리나가 구내식당 줄을 두고. 장면 8.</w:t>
+      </w:r>
+    </w:p>
+    <w:p>
+      <w:pPr>
+        <w:spacing w:before="0" w:after="120"/>
+      </w:pPr>
+      <w:r>
+        <w:rPr>
+          <w:rFonts w:ascii="Times New Roman" w:hAnsi="Times New Roman" w:eastAsia="Malgun Gothic"/>
+          <w:b/>
+          <w:i w:val="0"/>
+          <w:sz w:val="22"/>
+        </w:rPr>
+        <w:t>«давайте без отчеств, а?»</w:t>
+      </w:r>
+      <w:r>
+        <w:rPr>
+          <w:rFonts w:ascii="Times New Roman" w:hAnsi="Times New Roman" w:eastAsia="Malgun Gothic"/>
+          <w:b w:val="0"/>
+          <w:i w:val="0"/>
+          <w:sz w:val="22"/>
+        </w:rPr>
+        <w:t xml:space="preserve"> — 한국어 해설: “부칭 빼고 (이름으로) 부르면 안 될까요?”. 이름+부칭(Алина Сергеевна)은 존중·격식의 호칭이라, 젊은 사람이나 가까워지고 싶은 동료가 편하게 불러 달라고 제안할 때 쓴다. вы는 그대로 유지하는 경우가 많다. 끝의 а?가 부탁조를 부드럽게 한다. 장면 8.</w:t>
+      </w:r>
+    </w:p>
+    <w:p>
+      <w:pPr>
+        <w:spacing w:before="0" w:after="120"/>
+      </w:pPr>
+      <w:r>
+        <w:rPr>
+          <w:rFonts w:ascii="Times New Roman" w:hAnsi="Times New Roman" w:eastAsia="Malgun Gothic"/>
+          <w:b/>
+          <w:i w:val="0"/>
+          <w:sz w:val="22"/>
+        </w:rPr>
+        <w:t>«сбежать некуда»</w:t>
+      </w:r>
+      <w:r>
+        <w:rPr>
+          <w:rFonts w:ascii="Times New Roman" w:hAnsi="Times New Roman" w:eastAsia="Malgun Gothic"/>
+          <w:b w:val="0"/>
+          <w:i w:val="0"/>
+          <w:sz w:val="22"/>
+        </w:rPr>
+        <w:t xml:space="preserve"> — 한국어 해설: “도망갈 데가 없다”. 직장 동료이자 배우자라 하루 종일 붙어 있다는 걸 농담으로 말할 때. 키릴이 알리나에게 나스탸와의 관계를 밝히며. 장면 8.</w:t>
+      </w:r>
+    </w:p>
+    <w:p>
+      <w:pPr>
+        <w:spacing w:before="0" w:after="120"/>
+      </w:pPr>
+      <w:r>
+        <w:rPr>
+          <w:rFonts w:ascii="Times New Roman" w:hAnsi="Times New Roman" w:eastAsia="Malgun Gothic"/>
+          <w:b/>
+          <w:i w:val="0"/>
+          <w:sz w:val="22"/>
+        </w:rPr>
+        <w:t>«как придётся»</w:t>
+      </w:r>
+      <w:r>
+        <w:rPr>
+          <w:rFonts w:ascii="Times New Roman" w:hAnsi="Times New Roman" w:eastAsia="Malgun Gothic"/>
+          <w:b w:val="0"/>
+          <w:i w:val="0"/>
+          <w:sz w:val="22"/>
+        </w:rPr>
+        <w:t xml:space="preserve"> — 한국어 해설: “그때그때 되는 대로”. 정해진 규칙 없이 상황에 따라 한다는 뜻. 나스탸가 “직장에서는 부칭, 집에서는 그때그때”라며. 장면 8.</w:t>
+      </w:r>
+    </w:p>
+    <w:p>
+      <w:pPr>
+        <w:spacing w:before="0" w:after="120"/>
+      </w:pPr>
+      <w:r>
+        <w:rPr>
+          <w:rFonts w:ascii="Times New Roman" w:hAnsi="Times New Roman" w:eastAsia="Malgun Gothic"/>
+          <w:b/>
+          <w:i w:val="0"/>
+          <w:sz w:val="22"/>
+        </w:rPr>
+        <w:t>«Ну, приехали»</w:t>
+      </w:r>
+      <w:r>
+        <w:rPr>
+          <w:rFonts w:ascii="Times New Roman" w:hAnsi="Times New Roman" w:eastAsia="Malgun Gothic"/>
+          <w:b w:val="0"/>
+          <w:i w:val="0"/>
+          <w:sz w:val="22"/>
+        </w:rPr>
+        <w:t xml:space="preserve"> — 한국어 해설: 직역 “자, 도착했네”, 실제로는 “이거 참, 큰일 났네/어쩌라는 거야”. 일이 꼬이거나 막다른 상황에 부딪혔을 때 체념 섞어 하는 구어. 나스탸가 프린터를 아침 일찍 쓸 수도 없다는 말을 듣고. 장면 8.</w:t>
+      </w:r>
+    </w:p>
+    <w:p>
+      <w:pPr>
+        <w:spacing w:before="0" w:after="120"/>
+      </w:pPr>
+      <w:r>
+        <w:rPr>
+          <w:rFonts w:ascii="Times New Roman" w:hAnsi="Times New Roman" w:eastAsia="Malgun Gothic"/>
+          <w:b/>
+          <w:i w:val="0"/>
+          <w:sz w:val="22"/>
+        </w:rPr>
+        <w:t>«Это уже не ко мне»</w:t>
+      </w:r>
+      <w:r>
+        <w:rPr>
+          <w:rFonts w:ascii="Times New Roman" w:hAnsi="Times New Roman" w:eastAsia="Malgun Gothic"/>
+          <w:b w:val="0"/>
+          <w:i w:val="0"/>
+          <w:sz w:val="22"/>
+        </w:rPr>
+        <w:t xml:space="preserve"> — 한국어 해설: “그건 제 소관이 아니에요(다른 사람한테 물어보세요)”. 직장·관공서에서 담당이 아닌 문의를 넘길 때 쓰는 표현. «Это к Ирине Олеговне»처럼 к+여격으로 담당자를 알려 준다. 장면 8.</w:t>
+      </w:r>
+    </w:p>
+    <w:p>
+      <w:pPr>
+        <w:spacing w:before="0" w:after="120"/>
+      </w:pPr>
+      <w:r>
+        <w:rPr>
+          <w:rFonts w:ascii="Times New Roman" w:hAnsi="Times New Roman" w:eastAsia="Malgun Gothic"/>
+          <w:b/>
+          <w:i w:val="0"/>
+          <w:sz w:val="22"/>
+        </w:rPr>
+        <w:t>«Прорвёмся»</w:t>
+      </w:r>
+      <w:r>
+        <w:rPr>
+          <w:rFonts w:ascii="Times New Roman" w:hAnsi="Times New Roman" w:eastAsia="Malgun Gothic"/>
+          <w:b w:val="0"/>
+          <w:i w:val="0"/>
+          <w:sz w:val="22"/>
+        </w:rPr>
+        <w:t xml:space="preserve"> — 한국어 해설: “뚫고 나갈 거야, 어떻게든 될 거야”. 힘든 상황을 앞두고 서로 기운을 북돋울 때 쓰는 짧은 구어. 키릴과 나스탸가 단둘이 남아 새 일에 대한 불안을 달래며. 장면 8.</w:t>
       </w:r>
     </w:p>
     <w:p>
